--- a/Reactivos_por_Dimension/16_Deudas.docx
+++ b/Reactivos_por_Dimension/16_Deudas.docx
@@ -77,7 +77,7 @@
         <w:spacing w:after="150" w:before="300"/>
       </w:pPr>
       <w:r>
-        <w:t xml:space="preserve">Reactivos de la dimensión 16. Deudas (3 reactivos)</w:t>
+        <w:t xml:space="preserve">Reactivos de la dimensión 16. Deudas (10 reactivos)</w:t>
       </w:r>
     </w:p>
     <w:p>
@@ -86,7 +86,7 @@
         <w:spacing w:after="100" w:before="200"/>
       </w:pPr>
       <w:r>
-        <w:t xml:space="preserve">R058 — Uso de deuda para bienes no esenciales</w:t>
+        <w:t xml:space="preserve">R151 — Opinión/Actitud — indicador 1 (Uso frecuente de deuda para adquirir bienes no esenciales.)</w:t>
       </w:r>
     </w:p>
     <w:p>
@@ -101,7 +101,7 @@
         <w:t xml:space="preserve">Tipo de reactivo: </w:t>
       </w:r>
       <w:r>
-        <w:t xml:space="preserve">3-Involucramiento pasado</w:t>
+        <w:t xml:space="preserve">1-Opinión/Actitud</w:t>
       </w:r>
     </w:p>
     <w:p>
@@ -131,7 +131,7 @@
         <w:t xml:space="preserve">Pregunta completa (variante base): </w:t>
       </w:r>
       <w:r>
-        <w:t xml:space="preserve">En el último año, ¿cuántas veces te endeudaste (tarjeta de crédito, préstamo informal, etc.) para adquirir algo que no era una necesidad esencial?</w:t>
+        <w:t xml:space="preserve">¿Qué tan de acuerdo estás con la siguiente idea: "Cuando algo llama la atención y no se tiene el dinero disponible, endeudarse para conseguirlo de inmediato es una decisión razonable"?</w:t>
       </w:r>
     </w:p>
     <w:p>
@@ -152,34 +152,43 @@
         <w:ind w:left="200"/>
       </w:pPr>
       <w:r>
-        <w:t xml:space="preserve">Variante 1 (base): En el último año, ¿cuántas veces te endeudaste (tarjeta de crédito, préstamo informal, etc.) para adquirir algo que no era una necesidad esencial?</w:t>
-      </w:r>
-    </w:p>
-    <w:p>
-      <w:pPr>
-        <w:spacing w:after="60"/>
-        <w:ind w:left="200"/>
-      </w:pPr>
-      <w:r>
-        <w:t xml:space="preserve">Variante 2: En el último año, ¿cuántas veces usaste una tarjeta de crédito o un préstamo para comprar algo de lujo o no esencial que en ese momento no podías pagar de una vez?</w:t>
-      </w:r>
-    </w:p>
-    <w:p>
-      <w:pPr>
-        <w:spacing w:after="60"/>
-        <w:ind w:left="200"/>
-      </w:pPr>
-      <w:r>
-        <w:t xml:space="preserve">Variante 3: En el último año, ¿cuántas veces le pediste dinero prestado a un familiar o amigo para un gasto que no era una emergencia real?</w:t>
-      </w:r>
-    </w:p>
-    <w:p>
-      <w:pPr>
-        <w:spacing w:after="60"/>
-        <w:ind w:left="200"/>
-      </w:pPr>
-      <w:r>
-        <w:t xml:space="preserve">Variante 4: En el último año, ¿cuántas veces pediste un adelanto de sueldo o un préstamo rápido para cubrir un gasto que podría haber esperado?</w:t>
+        <w:t xml:space="preserve">Variante 1 (base): ¿Qué tan de acuerdo estás con la siguiente idea: "Cuando algo llama la atención y no se tiene el dinero disponible, endeudarse para conseguirlo de inmediato es una decisión razonable"?</w:t>
+      </w:r>
+    </w:p>
+    <w:p>
+      <w:pPr>
+        <w:spacing w:after="60"/>
+        <w:ind w:left="200"/>
+      </w:pPr>
+      <w:r>
+        <w:t xml:space="preserve">Variante 2: En términos generales, ¿qué tan de acuerdo o en desacuerdo estás con esta afirmación: "Cuando algo llama la atención y no se tiene el dinero disponible, endeudarse para conseguirlo de inmediato es una decisión razonable"?</w:t>
+      </w:r>
+    </w:p>
+    <w:p>
+      <w:pPr>
+        <w:spacing w:after="60"/>
+        <w:ind w:left="200"/>
+      </w:pPr>
+      <w:r>
+        <w:t xml:space="preserve">Variante 3: Lee la siguiente frase e indica tu nivel de acuerdo: "Cuando algo llama la atención y no se tiene el dinero disponible, endeudarse para conseguirlo de inmediato es una decisión razonable".</w:t>
+      </w:r>
+    </w:p>
+    <w:p>
+      <w:pPr>
+        <w:spacing w:after="60"/>
+        <w:ind w:left="200"/>
+      </w:pPr>
+      <w:r>
+        <w:t xml:space="preserve">Variante 4: ¿Hasta qué punto compartes esta forma de pensar: "Cuando algo llama la atención y no se tiene el dinero disponible, endeudarse para conseguirlo de inmediato es una decisión razonable"?</w:t>
+      </w:r>
+    </w:p>
+    <w:p>
+      <w:pPr>
+        <w:spacing w:after="60"/>
+        <w:ind w:left="200"/>
+      </w:pPr>
+      <w:r>
+        <w:t xml:space="preserve">Variante 5: Marca qué tan de acuerdo estás con la siguiente idea: "Cuando algo llama la atención y no se tiene el dinero disponible, endeudarse para conseguirlo de inmediato es una decisión razonable".</w:t>
       </w:r>
     </w:p>
     <w:p>
@@ -194,7 +203,7 @@
         <w:t xml:space="preserve">Opciones de respuesta y valor de cada una: </w:t>
       </w:r>
       <w:r>
-        <w:t xml:space="preserve">Ninguna vez (0) / Una vez (1) / Pocas veces (2) / Varias veces (3) / Muchas veces o de forma habitual (4)</w:t>
+        <w:t xml:space="preserve">Totalmente en desacuerdo (0) / En desacuerdo (1) / Algo de acuerdo (2) / De acuerdo (3) / Totalmente de acuerdo (4)</w:t>
       </w:r>
     </w:p>
     <w:p>
@@ -224,7 +233,7 @@
         <w:t xml:space="preserve">Respuesta de menor riesgo: </w:t>
       </w:r>
       <w:r>
-        <w:t xml:space="preserve">Ninguna vez (valor 0)</w:t>
+        <w:t xml:space="preserve">Totalmente en desacuerdo (valor 0)</w:t>
       </w:r>
     </w:p>
     <w:p>
@@ -254,7 +263,7 @@
         <w:t xml:space="preserve">Reactivos de contraste (par espejo): </w:t>
       </w:r>
       <w:r>
-        <w:t xml:space="preserve">No aplica (las dimensiones Contextuales no tienen par espejo obligatorio, Fase 2 Sección 6).</w:t>
+        <w:t xml:space="preserve">R152 (par espejo 1 de la dimensión)</w:t>
       </w:r>
     </w:p>
     <w:p>
@@ -268,7 +277,7 @@
         <w:spacing w:after="100" w:before="200"/>
       </w:pPr>
       <w:r>
-        <w:t xml:space="preserve">R059 — Percepción de la deuda como solución habitual</w:t>
+        <w:t xml:space="preserve">R152 — Intención futura — indicador 1 (Uso frecuente de deuda para adquirir bienes no esenciales.)</w:t>
       </w:r>
     </w:p>
     <w:p>
@@ -283,7 +292,7 @@
         <w:t xml:space="preserve">Tipo de reactivo: </w:t>
       </w:r>
       <w:r>
-        <w:t xml:space="preserve">1-Opinión/Actitud</w:t>
+        <w:t xml:space="preserve">6-Intención futura</w:t>
       </w:r>
     </w:p>
     <w:p>
@@ -298,7 +307,7 @@
         <w:t xml:space="preserve">Indicador conductual (Fase 1): </w:t>
       </w:r>
       <w:r>
-        <w:t xml:space="preserve">Percepción de la deuda como solución habitual ante necesidades económicas.</w:t>
+        <w:t xml:space="preserve">Uso frecuente de deuda para adquirir bienes no esenciales.</w:t>
       </w:r>
     </w:p>
     <w:p>
@@ -313,7 +322,7 @@
         <w:t xml:space="preserve">Pregunta completa (variante base): </w:t>
       </w:r>
       <w:r>
-        <w:t xml:space="preserve">¿Qué tan de acuerdo estás con la siguiente idea: 'Cuando necesito algo y no tengo el dinero disponible, endeudarme es casi siempre la mejor opción'?</w:t>
+        <w:t xml:space="preserve">Si algo te atrajera mucho pero no fuera una necesidad esencial y no tuvieras el dinero disponible, ¿qué tan de acuerdo estás con que esperarías a tener el dinero en lugar de endeudarte para conseguirlo?</w:t>
       </w:r>
     </w:p>
     <w:p>
@@ -334,34 +343,43 @@
         <w:ind w:left="200"/>
       </w:pPr>
       <w:r>
-        <w:t xml:space="preserve">Variante 1 (base): ¿Qué tan de acuerdo estás con la siguiente idea: 'Cuando necesito algo y no tengo el dinero disponible, endeudarme es casi siempre la mejor opción'?</w:t>
-      </w:r>
-    </w:p>
-    <w:p>
-      <w:pPr>
-        <w:spacing w:after="60"/>
-        <w:ind w:left="200"/>
-      </w:pPr>
-      <w:r>
-        <w:t xml:space="preserve">Variante 2: ¿Qué tan de acuerdo estás con la siguiente idea: 'Si algo me gusta mucho, prefiero comprarlo a crédito ahora que esperar a ahorrar el dinero'?</w:t>
-      </w:r>
-    </w:p>
-    <w:p>
-      <w:pPr>
-        <w:spacing w:after="60"/>
-        <w:ind w:left="200"/>
-      </w:pPr>
-      <w:r>
-        <w:t xml:space="preserve">Variante 3: ¿Qué tan de acuerdo estás con la siguiente idea: 'Pedir dinero prestado a conocidos para gastos no esenciales es una práctica normal y sin mayor riesgo'?</w:t>
-      </w:r>
-    </w:p>
-    <w:p>
-      <w:pPr>
-        <w:spacing w:after="60"/>
-        <w:ind w:left="200"/>
-      </w:pPr>
-      <w:r>
-        <w:t xml:space="preserve">Variante 4: ¿Qué tan de acuerdo estás con la siguiente idea: 'Tener varias deudas activas al mismo tiempo no es un problema mientras se puedan ir pagando poco a poco'?</w:t>
+        <w:t xml:space="preserve">Variante 1 (base): Si algo te atrajera mucho pero no fuera una necesidad esencial y no tuvieras el dinero disponible, ¿qué tan de acuerdo estás con que esperarías a tener el dinero en lugar de endeudarte para conseguirlo?</w:t>
+      </w:r>
+    </w:p>
+    <w:p>
+      <w:pPr>
+        <w:spacing w:after="60"/>
+        <w:ind w:left="200"/>
+      </w:pPr>
+      <w:r>
+        <w:t xml:space="preserve">Variante 2: Imagina que algo te atrajera mucho pero no fuera una necesidad esencial y no tuvieras el dinero disponible. ¿Qué tan de acuerdo estás con que esperarías a tener el dinero en lugar de endeudarte para conseguirlo?</w:t>
+      </w:r>
+    </w:p>
+    <w:p>
+      <w:pPr>
+        <w:spacing w:after="60"/>
+        <w:ind w:left="200"/>
+      </w:pPr>
+      <w:r>
+        <w:t xml:space="preserve">Variante 3: Ante esta situación: algo te atrajera mucho pero no fuera una necesidad esencial y no tuvieras el dinero disponible, ¿qué tan de acuerdo estás con que esperarías a tener el dinero en lugar de endeudarte para conseguirlo?</w:t>
+      </w:r>
+    </w:p>
+    <w:p>
+      <w:pPr>
+        <w:spacing w:after="60"/>
+        <w:ind w:left="200"/>
+      </w:pPr>
+      <w:r>
+        <w:t xml:space="preserve">Variante 4: Supón que algo te atrajera mucho pero no fuera una necesidad esencial y no tuvieras el dinero disponible. ¿Qué tan de acuerdo estás en que esperarías a tener el dinero en lugar de endeudarte para conseguirlo?</w:t>
+      </w:r>
+    </w:p>
+    <w:p>
+      <w:pPr>
+        <w:spacing w:after="60"/>
+        <w:ind w:left="200"/>
+      </w:pPr>
+      <w:r>
+        <w:t xml:space="preserve">Variante 5: Algo te atrajera mucho pero no fuera una necesidad esencial y no tuvieras el dinero disponible. ¿Qué tan de acuerdo estás con que esperarías a tener el dinero en lugar de endeudarte para conseguirlo?</w:t>
       </w:r>
     </w:p>
     <w:p>
@@ -391,7 +409,7 @@
         <w:t xml:space="preserve">Dirección: </w:t>
       </w:r>
       <w:r>
-        <w:t xml:space="preserve">Directo</w:t>
+        <w:t xml:space="preserve">Inverso</w:t>
       </w:r>
     </w:p>
     <w:p>
@@ -406,7 +424,7 @@
         <w:t xml:space="preserve">Respuesta de menor riesgo: </w:t>
       </w:r>
       <w:r>
-        <w:t xml:space="preserve">Totalmente en desacuerdo (valor 0)</w:t>
+        <w:t xml:space="preserve">Totalmente de acuerdo (valor 4)</w:t>
       </w:r>
     </w:p>
     <w:p>
@@ -421,7 +439,7 @@
         <w:t xml:space="preserve">Valor psicométrico (cómo se transforma la respuesta cruda): </w:t>
       </w:r>
       <w:r>
-        <w:t xml:space="preserve">Escala 0-4 según el orden de las opciones listado arriba; reactivo directo, sin inversión.</w:t>
+        <w:t xml:space="preserve">Escala 0-4 según el orden de las opciones listado arriba; reactivo inverso: el valor de reactivo se calcula como 4 menos la respuesta cruda.</w:t>
       </w:r>
     </w:p>
     <w:p>
@@ -436,7 +454,7 @@
         <w:t xml:space="preserve">Reactivos de contraste (par espejo): </w:t>
       </w:r>
       <w:r>
-        <w:t xml:space="preserve">No aplica (las dimensiones Contextuales no tienen par espejo obligatorio, Fase 2 Sección 6).</w:t>
+        <w:t xml:space="preserve">R151 (par espejo 1 de la dimensión)</w:t>
       </w:r>
     </w:p>
     <w:p>
@@ -450,7 +468,7 @@
         <w:spacing w:after="100" w:before="200"/>
       </w:pPr>
       <w:r>
-        <w:t xml:space="preserve">R060 — Presencia de múltiples compromisos de deuda simultáneos</w:t>
+        <w:t xml:space="preserve">R153 — Involucramiento pasado — indicador 2 (Presencia declarada de múltiples compromisos de deuda simultáneos.)</w:t>
       </w:r>
     </w:p>
     <w:p>
@@ -465,6 +483,197 @@
         <w:t xml:space="preserve">Tipo de reactivo: </w:t>
       </w:r>
       <w:r>
+        <w:t xml:space="preserve">3-Involucramiento pasado</w:t>
+      </w:r>
+    </w:p>
+    <w:p>
+      <w:pPr>
+        <w:spacing w:after="90"/>
+      </w:pPr>
+      <w:r>
+        <w:rPr>
+          <w:b/>
+          <w:bCs/>
+        </w:rPr>
+        <w:t xml:space="preserve">Indicador conductual (Fase 1): </w:t>
+      </w:r>
+      <w:r>
+        <w:t xml:space="preserve">Presencia declarada de múltiples compromisos de deuda simultáneos.</w:t>
+      </w:r>
+    </w:p>
+    <w:p>
+      <w:pPr>
+        <w:spacing w:after="90"/>
+      </w:pPr>
+      <w:r>
+        <w:rPr>
+          <w:b/>
+          <w:bCs/>
+        </w:rPr>
+        <w:t xml:space="preserve">Pregunta completa (variante base): </w:t>
+      </w:r>
+      <w:r>
+        <w:t xml:space="preserve">En tu último año de actividad laboral, ¿cuántas veces tuviste más de dos compromisos de deuda activos al mismo tiempo (tarjetas, préstamos, financiamientos)?</w:t>
+      </w:r>
+    </w:p>
+    <w:p>
+      <w:pPr>
+        <w:spacing w:after="60"/>
+      </w:pPr>
+      <w:r>
+        <w:rPr>
+          <w:b/>
+          <w:bCs/>
+        </w:rPr>
+        <w:t xml:space="preserve">Variantes de redacción (se muestra 1 al azar por aplicación):</w:t>
+      </w:r>
+    </w:p>
+    <w:p>
+      <w:pPr>
+        <w:spacing w:after="60"/>
+        <w:ind w:left="200"/>
+      </w:pPr>
+      <w:r>
+        <w:t xml:space="preserve">Variante 1 (base): En tu último año de actividad laboral, ¿cuántas veces tuviste más de dos compromisos de deuda activos al mismo tiempo (tarjetas, préstamos, financiamientos)?</w:t>
+      </w:r>
+    </w:p>
+    <w:p>
+      <w:pPr>
+        <w:spacing w:after="60"/>
+        <w:ind w:left="200"/>
+      </w:pPr>
+      <w:r>
+        <w:t xml:space="preserve">Variante 2: Pensando en los últimos 12 meses, ¿cuántas veces tuviste más de dos compromisos de deuda activos al mismo tiempo (tarjetas, préstamos, financiamientos)?</w:t>
+      </w:r>
+    </w:p>
+    <w:p>
+      <w:pPr>
+        <w:spacing w:after="60"/>
+        <w:ind w:left="200"/>
+      </w:pPr>
+      <w:r>
+        <w:t xml:space="preserve">Variante 3: ¿Con qué frecuencia, en tu historial reciente, tuviste más de dos compromisos de deuda activos al mismo tiempo (tarjetas, préstamos, financiamientos)?</w:t>
+      </w:r>
+    </w:p>
+    <w:p>
+      <w:pPr>
+        <w:spacing w:after="60"/>
+        <w:ind w:left="200"/>
+      </w:pPr>
+      <w:r>
+        <w:t xml:space="preserve">Variante 4: En el último año, ¿cuántas veces te ha ocurrido que tuviste más de dos compromisos de deuda activos al mismo tiempo (tarjetas, préstamos, financiamientos)?</w:t>
+      </w:r>
+    </w:p>
+    <w:p>
+      <w:pPr>
+        <w:spacing w:after="60"/>
+        <w:ind w:left="200"/>
+      </w:pPr>
+      <w:r>
+        <w:t xml:space="preserve">Variante 5: Durante el último año, ¿cuántas veces tuviste más de dos compromisos de deuda activos al mismo tiempo (tarjetas, préstamos, financiamientos)?</w:t>
+      </w:r>
+    </w:p>
+    <w:p>
+      <w:pPr>
+        <w:spacing w:after="90"/>
+      </w:pPr>
+      <w:r>
+        <w:rPr>
+          <w:b/>
+          <w:bCs/>
+        </w:rPr>
+        <w:t xml:space="preserve">Opciones de respuesta y valor de cada una: </w:t>
+      </w:r>
+      <w:r>
+        <w:t xml:space="preserve">Ninguna vez (0) / Una vez (1) / Pocas veces (2) / Varias veces (3) / Muchas veces o de forma habitual (4)</w:t>
+      </w:r>
+    </w:p>
+    <w:p>
+      <w:pPr>
+        <w:spacing w:after="90"/>
+      </w:pPr>
+      <w:r>
+        <w:rPr>
+          <w:b/>
+          <w:bCs/>
+        </w:rPr>
+        <w:t xml:space="preserve">Dirección: </w:t>
+      </w:r>
+      <w:r>
+        <w:t xml:space="preserve">Directo</w:t>
+      </w:r>
+    </w:p>
+    <w:p>
+      <w:pPr>
+        <w:spacing w:after="90"/>
+      </w:pPr>
+      <w:r>
+        <w:rPr>
+          <w:b/>
+          <w:bCs/>
+        </w:rPr>
+        <w:t xml:space="preserve">Respuesta de menor riesgo: </w:t>
+      </w:r>
+      <w:r>
+        <w:t xml:space="preserve">Ninguna vez (valor 0)</w:t>
+      </w:r>
+    </w:p>
+    <w:p>
+      <w:pPr>
+        <w:spacing w:after="90"/>
+      </w:pPr>
+      <w:r>
+        <w:rPr>
+          <w:b/>
+          <w:bCs/>
+        </w:rPr>
+        <w:t xml:space="preserve">Valor psicométrico (cómo se transforma la respuesta cruda): </w:t>
+      </w:r>
+      <w:r>
+        <w:t xml:space="preserve">Escala 0-4 según el orden de las opciones listado arriba; reactivo directo, sin inversión.</w:t>
+      </w:r>
+    </w:p>
+    <w:p>
+      <w:pPr>
+        <w:spacing w:after="90"/>
+      </w:pPr>
+      <w:r>
+        <w:rPr>
+          <w:b/>
+          <w:bCs/>
+        </w:rPr>
+        <w:t xml:space="preserve">Reactivos de contraste (par espejo): </w:t>
+      </w:r>
+      <w:r>
+        <w:t xml:space="preserve">R154 (par espejo 2 de la dimensión)</w:t>
+      </w:r>
+    </w:p>
+    <w:p>
+      <w:pPr>
+        <w:spacing w:after="100"/>
+      </w:pPr>
+    </w:p>
+    <w:p>
+      <w:pPr>
+        <w:pStyle w:val="Heading3"/>
+        <w:spacing w:after="100" w:before="200"/>
+      </w:pPr>
+      <w:r>
+        <w:t xml:space="preserve">R154 — Escenario/dilema — indicador 2 (Presencia declarada de múltiples compromisos de deuda simultáneos.)</w:t>
+      </w:r>
+    </w:p>
+    <w:p>
+      <w:pPr>
+        <w:spacing w:after="90"/>
+      </w:pPr>
+      <w:r>
+        <w:rPr>
+          <w:b/>
+          <w:bCs/>
+        </w:rPr>
+        <w:t xml:space="preserve">Tipo de reactivo: </w:t>
+      </w:r>
+      <w:r>
         <w:t xml:space="preserve">4-Escenario/dilema</w:t>
       </w:r>
     </w:p>
@@ -495,7 +704,7 @@
         <w:t xml:space="preserve">Pregunta completa (variante base): </w:t>
       </w:r>
       <w:r>
-        <w:t xml:space="preserve">Pensando en tu situación actual, ¿qué tan probable es que en este momento tengas más de dos compromisos de deuda activos al mismo tiempo (tarjetas, préstamos, financiamientos)?</w:t>
+        <w:t xml:space="preserve">Imagina que ya tienes varios compromisos de deuda activos, y aparece una nueva oportunidad de compra que también implicaría endeudarte. ¿Qué tan probable es que aceptes esa nueva deuda a pesar de las que ya tienes?</w:t>
       </w:r>
     </w:p>
     <w:p>
@@ -516,34 +725,43 @@
         <w:ind w:left="200"/>
       </w:pPr>
       <w:r>
-        <w:t xml:space="preserve">Variante 1 (base): Pensando en tu situación actual, ¿qué tan probable es que en este momento tengas más de dos compromisos de deuda activos al mismo tiempo (tarjetas, préstamos, financiamientos)?</w:t>
-      </w:r>
-    </w:p>
-    <w:p>
-      <w:pPr>
-        <w:spacing w:after="60"/>
-        <w:ind w:left="200"/>
-      </w:pPr>
-      <w:r>
-        <w:t xml:space="preserve">Variante 2: Pensando en tu situación actual, ¿qué tan probable es que en este momento tengas una tarjeta de crédito al límite o cerca de estarlo?</w:t>
-      </w:r>
-    </w:p>
-    <w:p>
-      <w:pPr>
-        <w:spacing w:after="60"/>
-        <w:ind w:left="200"/>
-      </w:pPr>
-      <w:r>
-        <w:t xml:space="preserve">Variante 3: Pensando en tu situación actual, ¿qué tan probable es que le debas dinero, en este momento, a más de un familiar o amigo?</w:t>
-      </w:r>
-    </w:p>
-    <w:p>
-      <w:pPr>
-        <w:spacing w:after="60"/>
-        <w:ind w:left="200"/>
-      </w:pPr>
-      <w:r>
-        <w:t xml:space="preserve">Variante 4: Pensando en tu situación actual, ¿qué tan probable es que hayas pedido un préstamo o adelanto en los últimos meses para cubrir un gasto no esencial?</w:t>
+        <w:t xml:space="preserve">Variante 1 (base): Imagina que ya tienes varios compromisos de deuda activos, y aparece una nueva oportunidad de compra que también implicaría endeudarte. ¿Qué tan probable es que aceptes esa nueva deuda a pesar de las que ya tienes?</w:t>
+      </w:r>
+    </w:p>
+    <w:p>
+      <w:pPr>
+        <w:spacing w:after="60"/>
+        <w:ind w:left="200"/>
+      </w:pPr>
+      <w:r>
+        <w:t xml:space="preserve">Variante 2: Supón que ya tienes varios compromisos de deuda activos, y aparece una nueva oportunidad de compra que también implicaría endeudarte. ¿Qué tan probable es que aceptes esa nueva deuda a pesar de las que ya tienes?</w:t>
+      </w:r>
+    </w:p>
+    <w:p>
+      <w:pPr>
+        <w:spacing w:after="60"/>
+        <w:ind w:left="200"/>
+      </w:pPr>
+      <w:r>
+        <w:t xml:space="preserve">Variante 3: Piensa en la siguiente situación: ya tienes varios compromisos de deuda activos, y aparece una nueva oportunidad de compra que también implicaría endeudarte. ¿Qué tan probable es que aceptes esa nueva deuda a pesar de las que ya tienes?</w:t>
+      </w:r>
+    </w:p>
+    <w:p>
+      <w:pPr>
+        <w:spacing w:after="60"/>
+        <w:ind w:left="200"/>
+      </w:pPr>
+      <w:r>
+        <w:t xml:space="preserve">Variante 4: Si te encontraras en esta situación: ya tienes varios compromisos de deuda activos, y aparece una nueva oportunidad de compra que también implicaría endeudarte, ¿qué tan probable es que aceptes esa nueva deuda a pesar de las que ya tienes?</w:t>
+      </w:r>
+    </w:p>
+    <w:p>
+      <w:pPr>
+        <w:spacing w:after="60"/>
+        <w:ind w:left="200"/>
+      </w:pPr>
+      <w:r>
+        <w:t xml:space="preserve">Variante 5: Ya tienes varios compromisos de deuda activos, y aparece una nueva oportunidad de compra que también implicaría endeudarte. ¿Qué tan probable dirías que es que aceptes esa nueva deuda a pesar de las que ya tienes?</w:t>
       </w:r>
     </w:p>
     <w:p>
@@ -618,7 +836,1153 @@
         <w:t xml:space="preserve">Reactivos de contraste (par espejo): </w:t>
       </w:r>
       <w:r>
-        <w:t xml:space="preserve">No aplica (las dimensiones Contextuales no tienen par espejo obligatorio, Fase 2 Sección 6).</w:t>
+        <w:t xml:space="preserve">R153 (par espejo 2 de la dimensión)</w:t>
+      </w:r>
+    </w:p>
+    <w:p>
+      <w:pPr>
+        <w:spacing w:after="100"/>
+      </w:pPr>
+    </w:p>
+    <w:p>
+      <w:pPr>
+        <w:pStyle w:val="Heading3"/>
+        <w:spacing w:after="100" w:before="200"/>
+      </w:pPr>
+      <w:r>
+        <w:t xml:space="preserve">R155 — Percepción de terceros — indicador 3 (Dificultad declarada para cumplir con obligaciones de pago asumidas.)</w:t>
+      </w:r>
+    </w:p>
+    <w:p>
+      <w:pPr>
+        <w:spacing w:after="90"/>
+      </w:pPr>
+      <w:r>
+        <w:rPr>
+          <w:b/>
+          <w:bCs/>
+        </w:rPr>
+        <w:t xml:space="preserve">Tipo de reactivo: </w:t>
+      </w:r>
+      <w:r>
+        <w:t xml:space="preserve">2-Percepción de terceros</w:t>
+      </w:r>
+    </w:p>
+    <w:p>
+      <w:pPr>
+        <w:spacing w:after="90"/>
+      </w:pPr>
+      <w:r>
+        <w:rPr>
+          <w:b/>
+          <w:bCs/>
+        </w:rPr>
+        <w:t xml:space="preserve">Indicador conductual (Fase 1): </w:t>
+      </w:r>
+      <w:r>
+        <w:t xml:space="preserve">Dificultad declarada para cumplir con obligaciones de pago asumidas.</w:t>
+      </w:r>
+    </w:p>
+    <w:p>
+      <w:pPr>
+        <w:spacing w:after="90"/>
+      </w:pPr>
+      <w:r>
+        <w:rPr>
+          <w:b/>
+          <w:bCs/>
+        </w:rPr>
+        <w:t xml:space="preserve">Pregunta completa (variante base): </w:t>
+      </w:r>
+      <w:r>
+        <w:t xml:space="preserve">En tu experiencia, ¿qué tan frecuente dirías que es que las personas de tu entorno tengan dificultad para cumplir con sus compromisos de pago?</w:t>
+      </w:r>
+    </w:p>
+    <w:p>
+      <w:pPr>
+        <w:spacing w:after="60"/>
+      </w:pPr>
+      <w:r>
+        <w:rPr>
+          <w:b/>
+          <w:bCs/>
+        </w:rPr>
+        <w:t xml:space="preserve">Variantes de redacción (se muestra 1 al azar por aplicación):</w:t>
+      </w:r>
+    </w:p>
+    <w:p>
+      <w:pPr>
+        <w:spacing w:after="60"/>
+        <w:ind w:left="200"/>
+      </w:pPr>
+      <w:r>
+        <w:t xml:space="preserve">Variante 1 (base): En tu experiencia, ¿qué tan frecuente dirías que es que las personas de tu entorno tengan dificultad para cumplir con sus compromisos de pago?</w:t>
+      </w:r>
+    </w:p>
+    <w:p>
+      <w:pPr>
+        <w:spacing w:after="60"/>
+        <w:ind w:left="200"/>
+      </w:pPr>
+      <w:r>
+        <w:t xml:space="preserve">Variante 2: Pensando en las personas de tu entorno laboral, ¿con qué frecuencia dirías que ocurre que las personas de tu entorno tengan dificultad para cumplir con sus compromisos de pago?</w:t>
+      </w:r>
+    </w:p>
+    <w:p>
+      <w:pPr>
+        <w:spacing w:after="60"/>
+        <w:ind w:left="200"/>
+      </w:pPr>
+      <w:r>
+        <w:t xml:space="preserve">Variante 3: ¿Qué tan seguido dirías que observas que las personas de tu entorno tengan dificultad para cumplir con sus compromisos de pago?</w:t>
+      </w:r>
+    </w:p>
+    <w:p>
+      <w:pPr>
+        <w:spacing w:after="60"/>
+        <w:ind w:left="200"/>
+      </w:pPr>
+      <w:r>
+        <w:t xml:space="preserve">Variante 4: Según lo que has visto, ¿qué tan común dirías que es que las personas de tu entorno tengan dificultad para cumplir con sus compromisos de pago?</w:t>
+      </w:r>
+    </w:p>
+    <w:p>
+      <w:pPr>
+        <w:spacing w:after="60"/>
+        <w:ind w:left="200"/>
+      </w:pPr>
+      <w:r>
+        <w:t xml:space="preserve">Variante 5: En tu entorno, ¿qué tan frecuentemente dirías que sucede que las personas de tu entorno tengan dificultad para cumplir con sus compromisos de pago?</w:t>
+      </w:r>
+    </w:p>
+    <w:p>
+      <w:pPr>
+        <w:spacing w:after="90"/>
+      </w:pPr>
+      <w:r>
+        <w:rPr>
+          <w:b/>
+          <w:bCs/>
+        </w:rPr>
+        <w:t xml:space="preserve">Opciones de respuesta y valor de cada una: </w:t>
+      </w:r>
+      <w:r>
+        <w:t xml:space="preserve">Nunca o muy raro (0) / Ocasionalmente (1) / Con cierta frecuencia (2) / Muy frecuentemente (3)</w:t>
+      </w:r>
+    </w:p>
+    <w:p>
+      <w:pPr>
+        <w:spacing w:after="90"/>
+      </w:pPr>
+      <w:r>
+        <w:rPr>
+          <w:b/>
+          <w:bCs/>
+        </w:rPr>
+        <w:t xml:space="preserve">Dirección: </w:t>
+      </w:r>
+      <w:r>
+        <w:t xml:space="preserve">Directo</w:t>
+      </w:r>
+    </w:p>
+    <w:p>
+      <w:pPr>
+        <w:spacing w:after="90"/>
+      </w:pPr>
+      <w:r>
+        <w:rPr>
+          <w:b/>
+          <w:bCs/>
+        </w:rPr>
+        <w:t xml:space="preserve">Respuesta de menor riesgo: </w:t>
+      </w:r>
+      <w:r>
+        <w:t xml:space="preserve">Nunca o muy raro (valor 0)</w:t>
+      </w:r>
+    </w:p>
+    <w:p>
+      <w:pPr>
+        <w:spacing w:after="90"/>
+      </w:pPr>
+      <w:r>
+        <w:rPr>
+          <w:b/>
+          <w:bCs/>
+        </w:rPr>
+        <w:t xml:space="preserve">Valor psicométrico (cómo se transforma la respuesta cruda): </w:t>
+      </w:r>
+      <w:r>
+        <w:t xml:space="preserve">Escala 0-3 según el orden de las opciones listado arriba; reactivo directo, sin inversión.</w:t>
+      </w:r>
+    </w:p>
+    <w:p>
+      <w:pPr>
+        <w:spacing w:after="90"/>
+      </w:pPr>
+      <w:r>
+        <w:rPr>
+          <w:b/>
+          <w:bCs/>
+        </w:rPr>
+        <w:t xml:space="preserve">Reactivos de contraste (par espejo): </w:t>
+      </w:r>
+      <w:r>
+        <w:t xml:space="preserve">R156 (par espejo 3 de la dimensión)</w:t>
+      </w:r>
+    </w:p>
+    <w:p>
+      <w:pPr>
+        <w:spacing w:after="100"/>
+      </w:pPr>
+    </w:p>
+    <w:p>
+      <w:pPr>
+        <w:pStyle w:val="Heading3"/>
+        <w:spacing w:after="100" w:before="200"/>
+      </w:pPr>
+      <w:r>
+        <w:t xml:space="preserve">R156 — Opinión/Actitud — indicador 3 (Dificultad declarada para cumplir con obligaciones de pago asumidas.)</w:t>
+      </w:r>
+    </w:p>
+    <w:p>
+      <w:pPr>
+        <w:spacing w:after="90"/>
+      </w:pPr>
+      <w:r>
+        <w:rPr>
+          <w:b/>
+          <w:bCs/>
+        </w:rPr>
+        <w:t xml:space="preserve">Tipo de reactivo: </w:t>
+      </w:r>
+      <w:r>
+        <w:t xml:space="preserve">1-Opinión/Actitud</w:t>
+      </w:r>
+    </w:p>
+    <w:p>
+      <w:pPr>
+        <w:spacing w:after="90"/>
+      </w:pPr>
+      <w:r>
+        <w:rPr>
+          <w:b/>
+          <w:bCs/>
+        </w:rPr>
+        <w:t xml:space="preserve">Indicador conductual (Fase 1): </w:t>
+      </w:r>
+      <w:r>
+        <w:t xml:space="preserve">Dificultad declarada para cumplir con obligaciones de pago asumidas.</w:t>
+      </w:r>
+    </w:p>
+    <w:p>
+      <w:pPr>
+        <w:spacing w:after="90"/>
+      </w:pPr>
+      <w:r>
+        <w:rPr>
+          <w:b/>
+          <w:bCs/>
+        </w:rPr>
+        <w:t xml:space="preserve">Pregunta completa (variante base): </w:t>
+      </w:r>
+      <w:r>
+        <w:t xml:space="preserve">¿Qué tan de acuerdo estás con la siguiente idea: "Tener dificultad ocasional para cumplir con un pago es normal y no dice mucho sobre el manejo financiero de una persona"?</w:t>
+      </w:r>
+    </w:p>
+    <w:p>
+      <w:pPr>
+        <w:spacing w:after="60"/>
+      </w:pPr>
+      <w:r>
+        <w:rPr>
+          <w:b/>
+          <w:bCs/>
+        </w:rPr>
+        <w:t xml:space="preserve">Variantes de redacción (se muestra 1 al azar por aplicación):</w:t>
+      </w:r>
+    </w:p>
+    <w:p>
+      <w:pPr>
+        <w:spacing w:after="60"/>
+        <w:ind w:left="200"/>
+      </w:pPr>
+      <w:r>
+        <w:t xml:space="preserve">Variante 1 (base): ¿Qué tan de acuerdo estás con la siguiente idea: "Tener dificultad ocasional para cumplir con un pago es normal y no dice mucho sobre el manejo financiero de una persona"?</w:t>
+      </w:r>
+    </w:p>
+    <w:p>
+      <w:pPr>
+        <w:spacing w:after="60"/>
+        <w:ind w:left="200"/>
+      </w:pPr>
+      <w:r>
+        <w:t xml:space="preserve">Variante 2: En términos generales, ¿qué tan de acuerdo o en desacuerdo estás con esta afirmación: "Tener dificultad ocasional para cumplir con un pago es normal y no dice mucho sobre el manejo financiero de una persona"?</w:t>
+      </w:r>
+    </w:p>
+    <w:p>
+      <w:pPr>
+        <w:spacing w:after="60"/>
+        <w:ind w:left="200"/>
+      </w:pPr>
+      <w:r>
+        <w:t xml:space="preserve">Variante 3: Lee la siguiente frase e indica tu nivel de acuerdo: "Tener dificultad ocasional para cumplir con un pago es normal y no dice mucho sobre el manejo financiero de una persona".</w:t>
+      </w:r>
+    </w:p>
+    <w:p>
+      <w:pPr>
+        <w:spacing w:after="60"/>
+        <w:ind w:left="200"/>
+      </w:pPr>
+      <w:r>
+        <w:t xml:space="preserve">Variante 4: ¿Hasta qué punto compartes esta forma de pensar: "Tener dificultad ocasional para cumplir con un pago es normal y no dice mucho sobre el manejo financiero de una persona"?</w:t>
+      </w:r>
+    </w:p>
+    <w:p>
+      <w:pPr>
+        <w:spacing w:after="60"/>
+        <w:ind w:left="200"/>
+      </w:pPr>
+      <w:r>
+        <w:t xml:space="preserve">Variante 5: Marca qué tan de acuerdo estás con la siguiente idea: "Tener dificultad ocasional para cumplir con un pago es normal y no dice mucho sobre el manejo financiero de una persona".</w:t>
+      </w:r>
+    </w:p>
+    <w:p>
+      <w:pPr>
+        <w:spacing w:after="90"/>
+      </w:pPr>
+      <w:r>
+        <w:rPr>
+          <w:b/>
+          <w:bCs/>
+        </w:rPr>
+        <w:t xml:space="preserve">Opciones de respuesta y valor de cada una: </w:t>
+      </w:r>
+      <w:r>
+        <w:t xml:space="preserve">Totalmente en desacuerdo (0) / En desacuerdo (1) / Algo de acuerdo (2) / De acuerdo (3) / Totalmente de acuerdo (4)</w:t>
+      </w:r>
+    </w:p>
+    <w:p>
+      <w:pPr>
+        <w:spacing w:after="90"/>
+      </w:pPr>
+      <w:r>
+        <w:rPr>
+          <w:b/>
+          <w:bCs/>
+        </w:rPr>
+        <w:t xml:space="preserve">Dirección: </w:t>
+      </w:r>
+      <w:r>
+        <w:t xml:space="preserve">Directo</w:t>
+      </w:r>
+    </w:p>
+    <w:p>
+      <w:pPr>
+        <w:spacing w:after="90"/>
+      </w:pPr>
+      <w:r>
+        <w:rPr>
+          <w:b/>
+          <w:bCs/>
+        </w:rPr>
+        <w:t xml:space="preserve">Respuesta de menor riesgo: </w:t>
+      </w:r>
+      <w:r>
+        <w:t xml:space="preserve">Totalmente en desacuerdo (valor 0)</w:t>
+      </w:r>
+    </w:p>
+    <w:p>
+      <w:pPr>
+        <w:spacing w:after="90"/>
+      </w:pPr>
+      <w:r>
+        <w:rPr>
+          <w:b/>
+          <w:bCs/>
+        </w:rPr>
+        <w:t xml:space="preserve">Valor psicométrico (cómo se transforma la respuesta cruda): </w:t>
+      </w:r>
+      <w:r>
+        <w:t xml:space="preserve">Escala 0-4 según el orden de las opciones listado arriba; reactivo directo, sin inversión.</w:t>
+      </w:r>
+    </w:p>
+    <w:p>
+      <w:pPr>
+        <w:spacing w:after="90"/>
+      </w:pPr>
+      <w:r>
+        <w:rPr>
+          <w:b/>
+          <w:bCs/>
+        </w:rPr>
+        <w:t xml:space="preserve">Reactivos de contraste (par espejo): </w:t>
+      </w:r>
+      <w:r>
+        <w:t xml:space="preserve">R155 (par espejo 3 de la dimensión)</w:t>
+      </w:r>
+    </w:p>
+    <w:p>
+      <w:pPr>
+        <w:spacing w:after="100"/>
+      </w:pPr>
+    </w:p>
+    <w:p>
+      <w:pPr>
+        <w:pStyle w:val="Heading3"/>
+        <w:spacing w:after="100" w:before="200"/>
+      </w:pPr>
+      <w:r>
+        <w:t xml:space="preserve">R157 — Involucramiento pasado — indicador 4 (Percepción de la deuda como solución habitual ante necesidades económi…)</w:t>
+      </w:r>
+    </w:p>
+    <w:p>
+      <w:pPr>
+        <w:spacing w:after="90"/>
+      </w:pPr>
+      <w:r>
+        <w:rPr>
+          <w:b/>
+          <w:bCs/>
+        </w:rPr>
+        <w:t xml:space="preserve">Tipo de reactivo: </w:t>
+      </w:r>
+      <w:r>
+        <w:t xml:space="preserve">3-Involucramiento pasado</w:t>
+      </w:r>
+    </w:p>
+    <w:p>
+      <w:pPr>
+        <w:spacing w:after="90"/>
+      </w:pPr>
+      <w:r>
+        <w:rPr>
+          <w:b/>
+          <w:bCs/>
+        </w:rPr>
+        <w:t xml:space="preserve">Indicador conductual (Fase 1): </w:t>
+      </w:r>
+      <w:r>
+        <w:t xml:space="preserve">Percepción de la deuda como solución habitual ante necesidades económicas.</w:t>
+      </w:r>
+    </w:p>
+    <w:p>
+      <w:pPr>
+        <w:spacing w:after="90"/>
+      </w:pPr>
+      <w:r>
+        <w:rPr>
+          <w:b/>
+          <w:bCs/>
+        </w:rPr>
+        <w:t xml:space="preserve">Pregunta completa (variante base): </w:t>
+      </w:r>
+      <w:r>
+        <w:t xml:space="preserve">En tu último año de actividad laboral, ¿cuántas veces recurriste a una deuda como tu primera opción para resolver una necesidad económica, sin considerar mucho otras alternativas?</w:t>
+      </w:r>
+    </w:p>
+    <w:p>
+      <w:pPr>
+        <w:spacing w:after="60"/>
+      </w:pPr>
+      <w:r>
+        <w:rPr>
+          <w:b/>
+          <w:bCs/>
+        </w:rPr>
+        <w:t xml:space="preserve">Variantes de redacción (se muestra 1 al azar por aplicación):</w:t>
+      </w:r>
+    </w:p>
+    <w:p>
+      <w:pPr>
+        <w:spacing w:after="60"/>
+        <w:ind w:left="200"/>
+      </w:pPr>
+      <w:r>
+        <w:t xml:space="preserve">Variante 1 (base): En tu último año de actividad laboral, ¿cuántas veces recurriste a una deuda como tu primera opción para resolver una necesidad económica, sin considerar mucho otras alternativas?</w:t>
+      </w:r>
+    </w:p>
+    <w:p>
+      <w:pPr>
+        <w:spacing w:after="60"/>
+        <w:ind w:left="200"/>
+      </w:pPr>
+      <w:r>
+        <w:t xml:space="preserve">Variante 2: Pensando en los últimos 12 meses, ¿cuántas veces recurriste a una deuda como tu primera opción para resolver una necesidad económica, sin considerar mucho otras alternativas?</w:t>
+      </w:r>
+    </w:p>
+    <w:p>
+      <w:pPr>
+        <w:spacing w:after="60"/>
+        <w:ind w:left="200"/>
+      </w:pPr>
+      <w:r>
+        <w:t xml:space="preserve">Variante 3: ¿Con qué frecuencia, en tu historial reciente, recurriste a una deuda como tu primera opción para resolver una necesidad económica, sin considerar mucho otras alternativas?</w:t>
+      </w:r>
+    </w:p>
+    <w:p>
+      <w:pPr>
+        <w:spacing w:after="60"/>
+        <w:ind w:left="200"/>
+      </w:pPr>
+      <w:r>
+        <w:t xml:space="preserve">Variante 4: En el último año, ¿cuántas veces te ha ocurrido que recurriste a una deuda como tu primera opción para resolver una necesidad económica, sin considerar mucho otras alternativas?</w:t>
+      </w:r>
+    </w:p>
+    <w:p>
+      <w:pPr>
+        <w:spacing w:after="60"/>
+        <w:ind w:left="200"/>
+      </w:pPr>
+      <w:r>
+        <w:t xml:space="preserve">Variante 5: Durante el último año, ¿cuántas veces recurriste a una deuda como tu primera opción para resolver una necesidad económica, sin considerar mucho otras alternativas?</w:t>
+      </w:r>
+    </w:p>
+    <w:p>
+      <w:pPr>
+        <w:spacing w:after="90"/>
+      </w:pPr>
+      <w:r>
+        <w:rPr>
+          <w:b/>
+          <w:bCs/>
+        </w:rPr>
+        <w:t xml:space="preserve">Opciones de respuesta y valor de cada una: </w:t>
+      </w:r>
+      <w:r>
+        <w:t xml:space="preserve">Ninguna vez (0) / Una vez (1) / Pocas veces (2) / Varias veces (3) / Muchas veces o de forma habitual (4)</w:t>
+      </w:r>
+    </w:p>
+    <w:p>
+      <w:pPr>
+        <w:spacing w:after="90"/>
+      </w:pPr>
+      <w:r>
+        <w:rPr>
+          <w:b/>
+          <w:bCs/>
+        </w:rPr>
+        <w:t xml:space="preserve">Dirección: </w:t>
+      </w:r>
+      <w:r>
+        <w:t xml:space="preserve">Directo</w:t>
+      </w:r>
+    </w:p>
+    <w:p>
+      <w:pPr>
+        <w:spacing w:after="90"/>
+      </w:pPr>
+      <w:r>
+        <w:rPr>
+          <w:b/>
+          <w:bCs/>
+        </w:rPr>
+        <w:t xml:space="preserve">Respuesta de menor riesgo: </w:t>
+      </w:r>
+      <w:r>
+        <w:t xml:space="preserve">Ninguna vez (valor 0)</w:t>
+      </w:r>
+    </w:p>
+    <w:p>
+      <w:pPr>
+        <w:spacing w:after="90"/>
+      </w:pPr>
+      <w:r>
+        <w:rPr>
+          <w:b/>
+          <w:bCs/>
+        </w:rPr>
+        <w:t xml:space="preserve">Valor psicométrico (cómo se transforma la respuesta cruda): </w:t>
+      </w:r>
+      <w:r>
+        <w:t xml:space="preserve">Escala 0-4 según el orden de las opciones listado arriba; reactivo directo, sin inversión.</w:t>
+      </w:r>
+    </w:p>
+    <w:p>
+      <w:pPr>
+        <w:spacing w:after="90"/>
+      </w:pPr>
+      <w:r>
+        <w:rPr>
+          <w:b/>
+          <w:bCs/>
+        </w:rPr>
+        <w:t xml:space="preserve">Reactivos de contraste (par espejo): </w:t>
+      </w:r>
+      <w:r>
+        <w:t xml:space="preserve">R158 (par espejo 4 de la dimensión)</w:t>
+      </w:r>
+    </w:p>
+    <w:p>
+      <w:pPr>
+        <w:spacing w:after="100"/>
+      </w:pPr>
+    </w:p>
+    <w:p>
+      <w:pPr>
+        <w:pStyle w:val="Heading3"/>
+        <w:spacing w:after="100" w:before="200"/>
+      </w:pPr>
+      <w:r>
+        <w:t xml:space="preserve">R158 — Intención futura — indicador 4 (Percepción de la deuda como solución habitual ante necesidades económi…)</w:t>
+      </w:r>
+    </w:p>
+    <w:p>
+      <w:pPr>
+        <w:spacing w:after="90"/>
+      </w:pPr>
+      <w:r>
+        <w:rPr>
+          <w:b/>
+          <w:bCs/>
+        </w:rPr>
+        <w:t xml:space="preserve">Tipo de reactivo: </w:t>
+      </w:r>
+      <w:r>
+        <w:t xml:space="preserve">6-Intención futura</w:t>
+      </w:r>
+    </w:p>
+    <w:p>
+      <w:pPr>
+        <w:spacing w:after="90"/>
+      </w:pPr>
+      <w:r>
+        <w:rPr>
+          <w:b/>
+          <w:bCs/>
+        </w:rPr>
+        <w:t xml:space="preserve">Indicador conductual (Fase 1): </w:t>
+      </w:r>
+      <w:r>
+        <w:t xml:space="preserve">Percepción de la deuda como solución habitual ante necesidades económicas.</w:t>
+      </w:r>
+    </w:p>
+    <w:p>
+      <w:pPr>
+        <w:spacing w:after="90"/>
+      </w:pPr>
+      <w:r>
+        <w:rPr>
+          <w:b/>
+          <w:bCs/>
+        </w:rPr>
+        <w:t xml:space="preserve">Pregunta completa (variante base): </w:t>
+      </w:r>
+      <w:r>
+        <w:t xml:space="preserve">Si tuvieras una necesidad económica importante, ¿qué tan de acuerdo estás con que considerarías primero otras alternativas antes de recurrir a una deuda?</w:t>
+      </w:r>
+    </w:p>
+    <w:p>
+      <w:pPr>
+        <w:spacing w:after="60"/>
+      </w:pPr>
+      <w:r>
+        <w:rPr>
+          <w:b/>
+          <w:bCs/>
+        </w:rPr>
+        <w:t xml:space="preserve">Variantes de redacción (se muestra 1 al azar por aplicación):</w:t>
+      </w:r>
+    </w:p>
+    <w:p>
+      <w:pPr>
+        <w:spacing w:after="60"/>
+        <w:ind w:left="200"/>
+      </w:pPr>
+      <w:r>
+        <w:t xml:space="preserve">Variante 1 (base): Si tuvieras una necesidad económica importante, ¿qué tan de acuerdo estás con que considerarías primero otras alternativas antes de recurrir a una deuda?</w:t>
+      </w:r>
+    </w:p>
+    <w:p>
+      <w:pPr>
+        <w:spacing w:after="60"/>
+        <w:ind w:left="200"/>
+      </w:pPr>
+      <w:r>
+        <w:t xml:space="preserve">Variante 2: Imagina que tuvieras una necesidad económica importante. ¿Qué tan de acuerdo estás con que considerarías primero otras alternativas antes de recurrir a una deuda?</w:t>
+      </w:r>
+    </w:p>
+    <w:p>
+      <w:pPr>
+        <w:spacing w:after="60"/>
+        <w:ind w:left="200"/>
+      </w:pPr>
+      <w:r>
+        <w:t xml:space="preserve">Variante 3: Ante esta situación: tuvieras una necesidad económica importante, ¿qué tan de acuerdo estás con que considerarías primero otras alternativas antes de recurrir a una deuda?</w:t>
+      </w:r>
+    </w:p>
+    <w:p>
+      <w:pPr>
+        <w:spacing w:after="60"/>
+        <w:ind w:left="200"/>
+      </w:pPr>
+      <w:r>
+        <w:t xml:space="preserve">Variante 4: Supón que tuvieras una necesidad económica importante. ¿Qué tan de acuerdo estás en que considerarías primero otras alternativas antes de recurrir a una deuda?</w:t>
+      </w:r>
+    </w:p>
+    <w:p>
+      <w:pPr>
+        <w:spacing w:after="60"/>
+        <w:ind w:left="200"/>
+      </w:pPr>
+      <w:r>
+        <w:t xml:space="preserve">Variante 5: Tuvieras una necesidad económica importante. ¿Qué tan de acuerdo estás con que considerarías primero otras alternativas antes de recurrir a una deuda?</w:t>
+      </w:r>
+    </w:p>
+    <w:p>
+      <w:pPr>
+        <w:spacing w:after="90"/>
+      </w:pPr>
+      <w:r>
+        <w:rPr>
+          <w:b/>
+          <w:bCs/>
+        </w:rPr>
+        <w:t xml:space="preserve">Opciones de respuesta y valor de cada una: </w:t>
+      </w:r>
+      <w:r>
+        <w:t xml:space="preserve">Totalmente en desacuerdo (0) / En desacuerdo (1) / Algo de acuerdo (2) / De acuerdo (3) / Totalmente de acuerdo (4)</w:t>
+      </w:r>
+    </w:p>
+    <w:p>
+      <w:pPr>
+        <w:spacing w:after="90"/>
+      </w:pPr>
+      <w:r>
+        <w:rPr>
+          <w:b/>
+          <w:bCs/>
+        </w:rPr>
+        <w:t xml:space="preserve">Dirección: </w:t>
+      </w:r>
+      <w:r>
+        <w:t xml:space="preserve">Inverso</w:t>
+      </w:r>
+    </w:p>
+    <w:p>
+      <w:pPr>
+        <w:spacing w:after="90"/>
+      </w:pPr>
+      <w:r>
+        <w:rPr>
+          <w:b/>
+          <w:bCs/>
+        </w:rPr>
+        <w:t xml:space="preserve">Respuesta de menor riesgo: </w:t>
+      </w:r>
+      <w:r>
+        <w:t xml:space="preserve">Totalmente de acuerdo (valor 4)</w:t>
+      </w:r>
+    </w:p>
+    <w:p>
+      <w:pPr>
+        <w:spacing w:after="90"/>
+      </w:pPr>
+      <w:r>
+        <w:rPr>
+          <w:b/>
+          <w:bCs/>
+        </w:rPr>
+        <w:t xml:space="preserve">Valor psicométrico (cómo se transforma la respuesta cruda): </w:t>
+      </w:r>
+      <w:r>
+        <w:t xml:space="preserve">Escala 0-4 según el orden de las opciones listado arriba; reactivo inverso: el valor de reactivo se calcula como 4 menos la respuesta cruda.</w:t>
+      </w:r>
+    </w:p>
+    <w:p>
+      <w:pPr>
+        <w:spacing w:after="90"/>
+      </w:pPr>
+      <w:r>
+        <w:rPr>
+          <w:b/>
+          <w:bCs/>
+        </w:rPr>
+        <w:t xml:space="preserve">Reactivos de contraste (par espejo): </w:t>
+      </w:r>
+      <w:r>
+        <w:t xml:space="preserve">R157 (par espejo 4 de la dimensión)</w:t>
+      </w:r>
+    </w:p>
+    <w:p>
+      <w:pPr>
+        <w:spacing w:after="100"/>
+      </w:pPr>
+    </w:p>
+    <w:p>
+      <w:pPr>
+        <w:pStyle w:val="Heading3"/>
+        <w:spacing w:after="100" w:before="200"/>
+      </w:pPr>
+      <w:r>
+        <w:t xml:space="preserve">R159 — Escenario/dilema — indicador 1 (Uso frecuente de deuda para adquirir bienes no esenciales.)</w:t>
+      </w:r>
+    </w:p>
+    <w:p>
+      <w:pPr>
+        <w:spacing w:after="90"/>
+      </w:pPr>
+      <w:r>
+        <w:rPr>
+          <w:b/>
+          <w:bCs/>
+        </w:rPr>
+        <w:t xml:space="preserve">Tipo de reactivo: </w:t>
+      </w:r>
+      <w:r>
+        <w:t xml:space="preserve">4-Escenario/dilema</w:t>
+      </w:r>
+    </w:p>
+    <w:p>
+      <w:pPr>
+        <w:spacing w:after="90"/>
+      </w:pPr>
+      <w:r>
+        <w:rPr>
+          <w:b/>
+          <w:bCs/>
+        </w:rPr>
+        <w:t xml:space="preserve">Indicador conductual (Fase 1): </w:t>
+      </w:r>
+      <w:r>
+        <w:t xml:space="preserve">Uso frecuente de deuda para adquirir bienes no esenciales.</w:t>
+      </w:r>
+    </w:p>
+    <w:p>
+      <w:pPr>
+        <w:spacing w:after="90"/>
+      </w:pPr>
+      <w:r>
+        <w:rPr>
+          <w:b/>
+          <w:bCs/>
+        </w:rPr>
+        <w:t xml:space="preserve">Pregunta completa (variante base): </w:t>
+      </w:r>
+      <w:r>
+        <w:t xml:space="preserve">Imagina que ves algo que te gusta mucho pero que no es una necesidad esencial, y podrías conseguirlo endeudándote. ¿Qué tan probable es que te endeudes para conseguirlo de inmediato?</w:t>
+      </w:r>
+    </w:p>
+    <w:p>
+      <w:pPr>
+        <w:spacing w:after="60"/>
+      </w:pPr>
+      <w:r>
+        <w:rPr>
+          <w:b/>
+          <w:bCs/>
+        </w:rPr>
+        <w:t xml:space="preserve">Variantes de redacción (se muestra 1 al azar por aplicación):</w:t>
+      </w:r>
+    </w:p>
+    <w:p>
+      <w:pPr>
+        <w:spacing w:after="60"/>
+        <w:ind w:left="200"/>
+      </w:pPr>
+      <w:r>
+        <w:t xml:space="preserve">Variante 1 (base): Imagina que ves algo que te gusta mucho pero que no es una necesidad esencial, y podrías conseguirlo endeudándote. ¿Qué tan probable es que te endeudes para conseguirlo de inmediato?</w:t>
+      </w:r>
+    </w:p>
+    <w:p>
+      <w:pPr>
+        <w:spacing w:after="60"/>
+        <w:ind w:left="200"/>
+      </w:pPr>
+      <w:r>
+        <w:t xml:space="preserve">Variante 2: Supón que ves algo que te gusta mucho pero que no es una necesidad esencial, y podrías conseguirlo endeudándote. ¿Qué tan probable es que te endeudes para conseguirlo de inmediato?</w:t>
+      </w:r>
+    </w:p>
+    <w:p>
+      <w:pPr>
+        <w:spacing w:after="60"/>
+        <w:ind w:left="200"/>
+      </w:pPr>
+      <w:r>
+        <w:t xml:space="preserve">Variante 3: Piensa en la siguiente situación: ves algo que te gusta mucho pero que no es una necesidad esencial, y podrías conseguirlo endeudándote. ¿Qué tan probable es que te endeudes para conseguirlo de inmediato?</w:t>
+      </w:r>
+    </w:p>
+    <w:p>
+      <w:pPr>
+        <w:spacing w:after="60"/>
+        <w:ind w:left="200"/>
+      </w:pPr>
+      <w:r>
+        <w:t xml:space="preserve">Variante 4: Si te encontraras en esta situación: ves algo que te gusta mucho pero que no es una necesidad esencial, y podrías conseguirlo endeudándote, ¿qué tan probable es que te endeudes para conseguirlo de inmediato?</w:t>
+      </w:r>
+    </w:p>
+    <w:p>
+      <w:pPr>
+        <w:spacing w:after="60"/>
+        <w:ind w:left="200"/>
+      </w:pPr>
+      <w:r>
+        <w:t xml:space="preserve">Variante 5: Ves algo que te gusta mucho pero que no es una necesidad esencial, y podrías conseguirlo endeudándote. ¿Qué tan probable dirías que es que te endeudes para conseguirlo de inmediato?</w:t>
+      </w:r>
+    </w:p>
+    <w:p>
+      <w:pPr>
+        <w:spacing w:after="90"/>
+      </w:pPr>
+      <w:r>
+        <w:rPr>
+          <w:b/>
+          <w:bCs/>
+        </w:rPr>
+        <w:t xml:space="preserve">Opciones de respuesta y valor de cada una: </w:t>
+      </w:r>
+      <w:r>
+        <w:t xml:space="preserve">Nada probable (0) / Poco probable (1) / Algo probable (2) / Muy probable (3)</w:t>
+      </w:r>
+    </w:p>
+    <w:p>
+      <w:pPr>
+        <w:spacing w:after="90"/>
+      </w:pPr>
+      <w:r>
+        <w:rPr>
+          <w:b/>
+          <w:bCs/>
+        </w:rPr>
+        <w:t xml:space="preserve">Dirección: </w:t>
+      </w:r>
+      <w:r>
+        <w:t xml:space="preserve">Directo</w:t>
+      </w:r>
+    </w:p>
+    <w:p>
+      <w:pPr>
+        <w:spacing w:after="90"/>
+      </w:pPr>
+      <w:r>
+        <w:rPr>
+          <w:b/>
+          <w:bCs/>
+        </w:rPr>
+        <w:t xml:space="preserve">Respuesta de menor riesgo: </w:t>
+      </w:r>
+      <w:r>
+        <w:t xml:space="preserve">Nada probable (valor 0)</w:t>
+      </w:r>
+    </w:p>
+    <w:p>
+      <w:pPr>
+        <w:spacing w:after="90"/>
+      </w:pPr>
+      <w:r>
+        <w:rPr>
+          <w:b/>
+          <w:bCs/>
+        </w:rPr>
+        <w:t xml:space="preserve">Valor psicométrico (cómo se transforma la respuesta cruda): </w:t>
+      </w:r>
+      <w:r>
+        <w:t xml:space="preserve">Escala 0-3 según el orden de las opciones listado arriba; reactivo directo, sin inversión.</w:t>
+      </w:r>
+    </w:p>
+    <w:p>
+      <w:pPr>
+        <w:spacing w:after="90"/>
+      </w:pPr>
+      <w:r>
+        <w:rPr>
+          <w:b/>
+          <w:bCs/>
+        </w:rPr>
+        <w:t xml:space="preserve">Reactivos de contraste (par espejo): </w:t>
+      </w:r>
+      <w:r>
+        <w:t xml:space="preserve">R160 (par espejo 5 de la dimensión)</w:t>
+      </w:r>
+    </w:p>
+    <w:p>
+      <w:pPr>
+        <w:spacing w:after="100"/>
+      </w:pPr>
+    </w:p>
+    <w:p>
+      <w:pPr>
+        <w:pStyle w:val="Heading3"/>
+        <w:spacing w:after="100" w:before="200"/>
+      </w:pPr>
+      <w:r>
+        <w:t xml:space="preserve">R160 — Percepción de terceros — indicador 1 (Uso frecuente de deuda para adquirir bienes no esenciales.)</w:t>
+      </w:r>
+    </w:p>
+    <w:p>
+      <w:pPr>
+        <w:spacing w:after="90"/>
+      </w:pPr>
+      <w:r>
+        <w:rPr>
+          <w:b/>
+          <w:bCs/>
+        </w:rPr>
+        <w:t xml:space="preserve">Tipo de reactivo: </w:t>
+      </w:r>
+      <w:r>
+        <w:t xml:space="preserve">2-Percepción de terceros</w:t>
+      </w:r>
+    </w:p>
+    <w:p>
+      <w:pPr>
+        <w:spacing w:after="90"/>
+      </w:pPr>
+      <w:r>
+        <w:rPr>
+          <w:b/>
+          <w:bCs/>
+        </w:rPr>
+        <w:t xml:space="preserve">Indicador conductual (Fase 1): </w:t>
+      </w:r>
+      <w:r>
+        <w:t xml:space="preserve">Uso frecuente de deuda para adquirir bienes no esenciales.</w:t>
+      </w:r>
+    </w:p>
+    <w:p>
+      <w:pPr>
+        <w:spacing w:after="90"/>
+      </w:pPr>
+      <w:r>
+        <w:rPr>
+          <w:b/>
+          <w:bCs/>
+        </w:rPr>
+        <w:t xml:space="preserve">Pregunta completa (variante base): </w:t>
+      </w:r>
+      <w:r>
+        <w:t xml:space="preserve">En tu experiencia, ¿qué tan frecuente dirías que es que las personas de tu entorno se endeuden con frecuencia para adquirir cosas que no son esenciales?</w:t>
+      </w:r>
+    </w:p>
+    <w:p>
+      <w:pPr>
+        <w:spacing w:after="60"/>
+      </w:pPr>
+      <w:r>
+        <w:rPr>
+          <w:b/>
+          <w:bCs/>
+        </w:rPr>
+        <w:t xml:space="preserve">Variantes de redacción (se muestra 1 al azar por aplicación):</w:t>
+      </w:r>
+    </w:p>
+    <w:p>
+      <w:pPr>
+        <w:spacing w:after="60"/>
+        <w:ind w:left="200"/>
+      </w:pPr>
+      <w:r>
+        <w:t xml:space="preserve">Variante 1 (base): En tu experiencia, ¿qué tan frecuente dirías que es que las personas de tu entorno se endeuden con frecuencia para adquirir cosas que no son esenciales?</w:t>
+      </w:r>
+    </w:p>
+    <w:p>
+      <w:pPr>
+        <w:spacing w:after="60"/>
+        <w:ind w:left="200"/>
+      </w:pPr>
+      <w:r>
+        <w:t xml:space="preserve">Variante 2: Pensando en las personas de tu entorno laboral, ¿con qué frecuencia dirías que ocurre que las personas de tu entorno se endeuden con frecuencia para adquirir cosas que no son esenciales?</w:t>
+      </w:r>
+    </w:p>
+    <w:p>
+      <w:pPr>
+        <w:spacing w:after="60"/>
+        <w:ind w:left="200"/>
+      </w:pPr>
+      <w:r>
+        <w:t xml:space="preserve">Variante 3: ¿Qué tan seguido dirías que observas que las personas de tu entorno se endeuden con frecuencia para adquirir cosas que no son esenciales?</w:t>
+      </w:r>
+    </w:p>
+    <w:p>
+      <w:pPr>
+        <w:spacing w:after="60"/>
+        <w:ind w:left="200"/>
+      </w:pPr>
+      <w:r>
+        <w:t xml:space="preserve">Variante 4: Según lo que has visto, ¿qué tan común dirías que es que las personas de tu entorno se endeuden con frecuencia para adquirir cosas que no son esenciales?</w:t>
+      </w:r>
+    </w:p>
+    <w:p>
+      <w:pPr>
+        <w:spacing w:after="60"/>
+        <w:ind w:left="200"/>
+      </w:pPr>
+      <w:r>
+        <w:t xml:space="preserve">Variante 5: En tu entorno, ¿qué tan frecuentemente dirías que sucede que las personas de tu entorno se endeuden con frecuencia para adquirir cosas que no son esenciales?</w:t>
+      </w:r>
+    </w:p>
+    <w:p>
+      <w:pPr>
+        <w:spacing w:after="90"/>
+      </w:pPr>
+      <w:r>
+        <w:rPr>
+          <w:b/>
+          <w:bCs/>
+        </w:rPr>
+        <w:t xml:space="preserve">Opciones de respuesta y valor de cada una: </w:t>
+      </w:r>
+      <w:r>
+        <w:t xml:space="preserve">Nunca o muy raro (0) / Ocasionalmente (1) / Con cierta frecuencia (2) / Muy frecuentemente (3)</w:t>
+      </w:r>
+    </w:p>
+    <w:p>
+      <w:pPr>
+        <w:spacing w:after="90"/>
+      </w:pPr>
+      <w:r>
+        <w:rPr>
+          <w:b/>
+          <w:bCs/>
+        </w:rPr>
+        <w:t xml:space="preserve">Dirección: </w:t>
+      </w:r>
+      <w:r>
+        <w:t xml:space="preserve">Directo</w:t>
+      </w:r>
+    </w:p>
+    <w:p>
+      <w:pPr>
+        <w:spacing w:after="90"/>
+      </w:pPr>
+      <w:r>
+        <w:rPr>
+          <w:b/>
+          <w:bCs/>
+        </w:rPr>
+        <w:t xml:space="preserve">Respuesta de menor riesgo: </w:t>
+      </w:r>
+      <w:r>
+        <w:t xml:space="preserve">Nunca o muy raro (valor 0)</w:t>
+      </w:r>
+    </w:p>
+    <w:p>
+      <w:pPr>
+        <w:spacing w:after="90"/>
+      </w:pPr>
+      <w:r>
+        <w:rPr>
+          <w:b/>
+          <w:bCs/>
+        </w:rPr>
+        <w:t xml:space="preserve">Valor psicométrico (cómo se transforma la respuesta cruda): </w:t>
+      </w:r>
+      <w:r>
+        <w:t xml:space="preserve">Escala 0-3 según el orden de las opciones listado arriba; reactivo directo, sin inversión.</w:t>
+      </w:r>
+    </w:p>
+    <w:p>
+      <w:pPr>
+        <w:spacing w:after="90"/>
+      </w:pPr>
+      <w:r>
+        <w:rPr>
+          <w:b/>
+          <w:bCs/>
+        </w:rPr>
+        <w:t xml:space="preserve">Reactivos de contraste (par espejo): </w:t>
+      </w:r>
+      <w:r>
+        <w:t xml:space="preserve">R159 (par espejo 5 de la dimensión)</w:t>
       </w:r>
     </w:p>
     <w:p>
